--- a/assets/Mashuk_Elahi_Resume_Critical_Facilities_rev4.docx
+++ b/assets/Mashuk_Elahi_Resume_Critical_Facilities_rev4.docx
@@ -689,7 +689,7 @@
           <w:sz w:val="20"/>
           <w:szCs w:val="20"/>
         </w:rPr>
-        <w:t xml:space="preserve">MSc Digital Transformation, London Metropolitan University, UK — Mar 2026</w:t>
+        <w:t xml:space="preserve">MSc Digital Transformation, London Metropolitan University, UK — Apr 2026</w:t>
       </w:r>
     </w:p>
     <w:p>
